--- a/lab_suite/labs/00_02_Favorites/submissions/answers.docx
+++ b/lab_suite/labs/00_02_Favorites/submissions/answers.docx
@@ -6,18 +6,53 @@
       <w:r>
         <w:t>Wir werden in unserer KT-Vorlesung näher auf die Themen "Funkuhr", "Navi" und "5G Smart-Phone" eingehen. Welches Thema (oder mehrere Themen) sollten wir noch dazunehmen?</w:t>
       </w:r>
-    </w:p>
-    <w:p>
       <w:r>
-        <w:t>bluetooth</w:t>
+        <w:t xml:space="preserve">  </w:t>
+      </w:r>
+      <w:r>
+        <w:rPr>
+          <w:b/>
+          <w:bCs/>
+        </w:rPr>
+        <w:t>Navi</w:t>
       </w:r>
     </w:p>
     <w:p>
       <w:r>
-        <w:t>Füge eine kurze Web-Recherche über dein bevorzugtes Thema hier ein:</w:t>
+        <w:t>Ein Navi ist ein elektronisches Gerät oder eine App, die uns hilft, den richtigen Weg zu finden. Es wird häufig im Auto, auf dem Smartphone oder beim Wandern verwendet. Die meisten Navigationssysteme arbeiten mit dem GPS (Global Positioning System). Dieses System besteht aus vielen Satelliten, die die Erde umkreisen und ständig Signale zur Erde senden. </w:t>
       </w:r>
     </w:p>
-    <w:p/>
+    <w:p>
+      <w:pPr>
+        <w:jc w:val="both"/>
+      </w:pPr>
+      <w:r>
+        <w:t>Das Navigationsgerät empfängt diese Signale und berechnet daraus den aktuellen Standort. Dafür braucht es Signale von mindestens vier Satelliten, damit die Position genau bestimmt werden kann. </w:t>
+      </w:r>
+    </w:p>
+    <w:p>
+      <w:pPr>
+        <w:jc w:val="both"/>
+      </w:pPr>
+      <w:r>
+        <w:t>Auf einer digitalen Karte zeigt das Navi dann den Standort an und berechnet die beste Route zum gewünschten Ziel. Außerdem kann es Hinweise geben, zum Beispiel: „In 200 Metern rechts abbiegen“.</w:t>
+      </w:r>
+    </w:p>
+    <w:p>
+      <w:pPr>
+        <w:jc w:val="both"/>
+      </w:pPr>
+      <w:r>
+        <w:t>Heute werden Navigationssysteme nicht nur im Auto genutzt, sondern auch in Smartphones, Flugzeugen, Schiffen und bei Rettungsdiensten. Sie erleichtern die Orientierung und helfen, schneller und sicherer ans Ziel zu kommen.</w:t>
+      </w:r>
+    </w:p>
+    <w:p>
+      <w:pPr>
+        <w:rPr>
+          <w:lang w:val="en-CH"/>
+        </w:rPr>
+      </w:pPr>
+    </w:p>
     <w:sectPr>
       <w:pgSz w:w="11906" w:h="16838"/>
       <w:pgMar w:top="1417" w:right="1417" w:bottom="1134" w:left="1417" w:header="708" w:footer="708" w:gutter="0"/>
@@ -425,15 +460,15 @@
     <w:lsdException w:name="Unresolved Mention" w:semiHidden="1" w:unhideWhenUsed="1"/>
     <w:lsdException w:name="Smart Link" w:semiHidden="1" w:unhideWhenUsed="1"/>
   </w:latentStyles>
-  <w:style w:type="paragraph" w:default="1" w:styleId="Standard">
+  <w:style w:type="paragraph" w:default="1" w:styleId="Normal">
     <w:name w:val="Normal"/>
     <w:qFormat/>
   </w:style>
-  <w:style w:type="paragraph" w:styleId="berschrift1">
+  <w:style w:type="paragraph" w:styleId="Heading1">
     <w:name w:val="heading 1"/>
-    <w:basedOn w:val="Standard"/>
-    <w:next w:val="Standard"/>
-    <w:link w:val="berschrift1Zchn"/>
+    <w:basedOn w:val="Normal"/>
+    <w:next w:val="Normal"/>
+    <w:link w:val="Heading1Char"/>
     <w:uiPriority w:val="9"/>
     <w:qFormat/>
     <w:rsid w:val="00DF6C0D"/>
@@ -450,11 +485,11 @@
       <w:szCs w:val="36"/>
     </w:rPr>
   </w:style>
-  <w:style w:type="paragraph" w:styleId="berschrift2">
+  <w:style w:type="paragraph" w:styleId="Heading2">
     <w:name w:val="heading 2"/>
-    <w:basedOn w:val="Standard"/>
-    <w:next w:val="Standard"/>
-    <w:link w:val="berschrift2Zchn"/>
+    <w:basedOn w:val="Normal"/>
+    <w:next w:val="Normal"/>
+    <w:link w:val="Heading2Char"/>
     <w:uiPriority w:val="9"/>
     <w:semiHidden/>
     <w:unhideWhenUsed/>
@@ -473,11 +508,11 @@
       <w:szCs w:val="29"/>
     </w:rPr>
   </w:style>
-  <w:style w:type="paragraph" w:styleId="berschrift3">
+  <w:style w:type="paragraph" w:styleId="Heading3">
     <w:name w:val="heading 3"/>
-    <w:basedOn w:val="Standard"/>
-    <w:next w:val="Standard"/>
-    <w:link w:val="berschrift3Zchn"/>
+    <w:basedOn w:val="Normal"/>
+    <w:next w:val="Normal"/>
+    <w:link w:val="Heading3Char"/>
     <w:uiPriority w:val="9"/>
     <w:semiHidden/>
     <w:unhideWhenUsed/>
@@ -496,11 +531,11 @@
       <w:szCs w:val="25"/>
     </w:rPr>
   </w:style>
-  <w:style w:type="paragraph" w:styleId="berschrift4">
+  <w:style w:type="paragraph" w:styleId="Heading4">
     <w:name w:val="heading 4"/>
-    <w:basedOn w:val="Standard"/>
-    <w:next w:val="Standard"/>
-    <w:link w:val="berschrift4Zchn"/>
+    <w:basedOn w:val="Normal"/>
+    <w:next w:val="Normal"/>
+    <w:link w:val="Heading4Char"/>
     <w:uiPriority w:val="9"/>
     <w:semiHidden/>
     <w:unhideWhenUsed/>
@@ -519,11 +554,11 @@
       <w:color w:val="0F4761" w:themeColor="accent1" w:themeShade="BF"/>
     </w:rPr>
   </w:style>
-  <w:style w:type="paragraph" w:styleId="berschrift5">
+  <w:style w:type="paragraph" w:styleId="Heading5">
     <w:name w:val="heading 5"/>
-    <w:basedOn w:val="Standard"/>
-    <w:next w:val="Standard"/>
-    <w:link w:val="berschrift5Zchn"/>
+    <w:basedOn w:val="Normal"/>
+    <w:next w:val="Normal"/>
+    <w:link w:val="Heading5Char"/>
     <w:uiPriority w:val="9"/>
     <w:semiHidden/>
     <w:unhideWhenUsed/>
@@ -540,11 +575,11 @@
       <w:color w:val="0F4761" w:themeColor="accent1" w:themeShade="BF"/>
     </w:rPr>
   </w:style>
-  <w:style w:type="paragraph" w:styleId="berschrift6">
+  <w:style w:type="paragraph" w:styleId="Heading6">
     <w:name w:val="heading 6"/>
-    <w:basedOn w:val="Standard"/>
-    <w:next w:val="Standard"/>
-    <w:link w:val="berschrift6Zchn"/>
+    <w:basedOn w:val="Normal"/>
+    <w:next w:val="Normal"/>
+    <w:link w:val="Heading6Char"/>
     <w:uiPriority w:val="9"/>
     <w:semiHidden/>
     <w:unhideWhenUsed/>
@@ -563,11 +598,11 @@
       <w:color w:val="595959" w:themeColor="text1" w:themeTint="A6"/>
     </w:rPr>
   </w:style>
-  <w:style w:type="paragraph" w:styleId="berschrift7">
+  <w:style w:type="paragraph" w:styleId="Heading7">
     <w:name w:val="heading 7"/>
-    <w:basedOn w:val="Standard"/>
-    <w:next w:val="Standard"/>
-    <w:link w:val="berschrift7Zchn"/>
+    <w:basedOn w:val="Normal"/>
+    <w:next w:val="Normal"/>
+    <w:link w:val="Heading7Char"/>
     <w:uiPriority w:val="9"/>
     <w:semiHidden/>
     <w:unhideWhenUsed/>
@@ -584,11 +619,11 @@
       <w:color w:val="595959" w:themeColor="text1" w:themeTint="A6"/>
     </w:rPr>
   </w:style>
-  <w:style w:type="paragraph" w:styleId="berschrift8">
+  <w:style w:type="paragraph" w:styleId="Heading8">
     <w:name w:val="heading 8"/>
-    <w:basedOn w:val="Standard"/>
-    <w:next w:val="Standard"/>
-    <w:link w:val="berschrift8Zchn"/>
+    <w:basedOn w:val="Normal"/>
+    <w:next w:val="Normal"/>
+    <w:link w:val="Heading8Char"/>
     <w:uiPriority w:val="9"/>
     <w:semiHidden/>
     <w:unhideWhenUsed/>
@@ -607,11 +642,11 @@
       <w:color w:val="272727" w:themeColor="text1" w:themeTint="D8"/>
     </w:rPr>
   </w:style>
-  <w:style w:type="paragraph" w:styleId="berschrift9">
+  <w:style w:type="paragraph" w:styleId="Heading9">
     <w:name w:val="heading 9"/>
-    <w:basedOn w:val="Standard"/>
-    <w:next w:val="Standard"/>
-    <w:link w:val="berschrift9Zchn"/>
+    <w:basedOn w:val="Normal"/>
+    <w:next w:val="Normal"/>
+    <w:link w:val="Heading9Char"/>
     <w:uiPriority w:val="9"/>
     <w:semiHidden/>
     <w:unhideWhenUsed/>
@@ -628,13 +663,13 @@
       <w:color w:val="272727" w:themeColor="text1" w:themeTint="D8"/>
     </w:rPr>
   </w:style>
-  <w:style w:type="character" w:default="1" w:styleId="Absatz-Standardschriftart">
+  <w:style w:type="character" w:default="1" w:styleId="DefaultParagraphFont">
     <w:name w:val="Default Paragraph Font"/>
     <w:uiPriority w:val="1"/>
     <w:semiHidden/>
     <w:unhideWhenUsed/>
   </w:style>
-  <w:style w:type="table" w:default="1" w:styleId="NormaleTabelle">
+  <w:style w:type="table" w:default="1" w:styleId="TableNormal">
     <w:name w:val="Normal Table"/>
     <w:uiPriority w:val="99"/>
     <w:semiHidden/>
@@ -649,16 +684,16 @@
       </w:tblCellMar>
     </w:tblPr>
   </w:style>
-  <w:style w:type="numbering" w:default="1" w:styleId="KeineListe">
+  <w:style w:type="numbering" w:default="1" w:styleId="NoList">
     <w:name w:val="No List"/>
     <w:uiPriority w:val="99"/>
     <w:semiHidden/>
     <w:unhideWhenUsed/>
   </w:style>
-  <w:style w:type="character" w:customStyle="1" w:styleId="berschrift1Zchn">
-    <w:name w:val="Überschrift 1 Zchn"/>
-    <w:basedOn w:val="Absatz-Standardschriftart"/>
-    <w:link w:val="berschrift1"/>
+  <w:style w:type="character" w:customStyle="1" w:styleId="Heading1Char">
+    <w:name w:val="Heading 1 Char"/>
+    <w:basedOn w:val="DefaultParagraphFont"/>
+    <w:link w:val="Heading1"/>
     <w:uiPriority w:val="9"/>
     <w:rsid w:val="00DF6C0D"/>
     <w:rPr>
@@ -668,10 +703,10 @@
       <w:szCs w:val="36"/>
     </w:rPr>
   </w:style>
-  <w:style w:type="character" w:customStyle="1" w:styleId="berschrift2Zchn">
-    <w:name w:val="Überschrift 2 Zchn"/>
-    <w:basedOn w:val="Absatz-Standardschriftart"/>
-    <w:link w:val="berschrift2"/>
+  <w:style w:type="character" w:customStyle="1" w:styleId="Heading2Char">
+    <w:name w:val="Heading 2 Char"/>
+    <w:basedOn w:val="DefaultParagraphFont"/>
+    <w:link w:val="Heading2"/>
     <w:uiPriority w:val="9"/>
     <w:semiHidden/>
     <w:rsid w:val="00DF6C0D"/>
@@ -682,10 +717,10 @@
       <w:szCs w:val="29"/>
     </w:rPr>
   </w:style>
-  <w:style w:type="character" w:customStyle="1" w:styleId="berschrift3Zchn">
-    <w:name w:val="Überschrift 3 Zchn"/>
-    <w:basedOn w:val="Absatz-Standardschriftart"/>
-    <w:link w:val="berschrift3"/>
+  <w:style w:type="character" w:customStyle="1" w:styleId="Heading3Char">
+    <w:name w:val="Heading 3 Char"/>
+    <w:basedOn w:val="DefaultParagraphFont"/>
+    <w:link w:val="Heading3"/>
     <w:uiPriority w:val="9"/>
     <w:semiHidden/>
     <w:rsid w:val="00DF6C0D"/>
@@ -696,10 +731,10 @@
       <w:szCs w:val="25"/>
     </w:rPr>
   </w:style>
-  <w:style w:type="character" w:customStyle="1" w:styleId="berschrift4Zchn">
-    <w:name w:val="Überschrift 4 Zchn"/>
-    <w:basedOn w:val="Absatz-Standardschriftart"/>
-    <w:link w:val="berschrift4"/>
+  <w:style w:type="character" w:customStyle="1" w:styleId="Heading4Char">
+    <w:name w:val="Heading 4 Char"/>
+    <w:basedOn w:val="DefaultParagraphFont"/>
+    <w:link w:val="Heading4"/>
     <w:uiPriority w:val="9"/>
     <w:semiHidden/>
     <w:rsid w:val="00DF6C0D"/>
@@ -710,10 +745,10 @@
       <w:color w:val="0F4761" w:themeColor="accent1" w:themeShade="BF"/>
     </w:rPr>
   </w:style>
-  <w:style w:type="character" w:customStyle="1" w:styleId="berschrift5Zchn">
-    <w:name w:val="Überschrift 5 Zchn"/>
-    <w:basedOn w:val="Absatz-Standardschriftart"/>
-    <w:link w:val="berschrift5"/>
+  <w:style w:type="character" w:customStyle="1" w:styleId="Heading5Char">
+    <w:name w:val="Heading 5 Char"/>
+    <w:basedOn w:val="DefaultParagraphFont"/>
+    <w:link w:val="Heading5"/>
     <w:uiPriority w:val="9"/>
     <w:semiHidden/>
     <w:rsid w:val="00DF6C0D"/>
@@ -722,10 +757,10 @@
       <w:color w:val="0F4761" w:themeColor="accent1" w:themeShade="BF"/>
     </w:rPr>
   </w:style>
-  <w:style w:type="character" w:customStyle="1" w:styleId="berschrift6Zchn">
-    <w:name w:val="Überschrift 6 Zchn"/>
-    <w:basedOn w:val="Absatz-Standardschriftart"/>
-    <w:link w:val="berschrift6"/>
+  <w:style w:type="character" w:customStyle="1" w:styleId="Heading6Char">
+    <w:name w:val="Heading 6 Char"/>
+    <w:basedOn w:val="DefaultParagraphFont"/>
+    <w:link w:val="Heading6"/>
     <w:uiPriority w:val="9"/>
     <w:semiHidden/>
     <w:rsid w:val="00DF6C0D"/>
@@ -736,10 +771,10 @@
       <w:color w:val="595959" w:themeColor="text1" w:themeTint="A6"/>
     </w:rPr>
   </w:style>
-  <w:style w:type="character" w:customStyle="1" w:styleId="berschrift7Zchn">
-    <w:name w:val="Überschrift 7 Zchn"/>
-    <w:basedOn w:val="Absatz-Standardschriftart"/>
-    <w:link w:val="berschrift7"/>
+  <w:style w:type="character" w:customStyle="1" w:styleId="Heading7Char">
+    <w:name w:val="Heading 7 Char"/>
+    <w:basedOn w:val="DefaultParagraphFont"/>
+    <w:link w:val="Heading7"/>
     <w:uiPriority w:val="9"/>
     <w:semiHidden/>
     <w:rsid w:val="00DF6C0D"/>
@@ -748,10 +783,10 @@
       <w:color w:val="595959" w:themeColor="text1" w:themeTint="A6"/>
     </w:rPr>
   </w:style>
-  <w:style w:type="character" w:customStyle="1" w:styleId="berschrift8Zchn">
-    <w:name w:val="Überschrift 8 Zchn"/>
-    <w:basedOn w:val="Absatz-Standardschriftart"/>
-    <w:link w:val="berschrift8"/>
+  <w:style w:type="character" w:customStyle="1" w:styleId="Heading8Char">
+    <w:name w:val="Heading 8 Char"/>
+    <w:basedOn w:val="DefaultParagraphFont"/>
+    <w:link w:val="Heading8"/>
     <w:uiPriority w:val="9"/>
     <w:semiHidden/>
     <w:rsid w:val="00DF6C0D"/>
@@ -762,10 +797,10 @@
       <w:color w:val="272727" w:themeColor="text1" w:themeTint="D8"/>
     </w:rPr>
   </w:style>
-  <w:style w:type="character" w:customStyle="1" w:styleId="berschrift9Zchn">
-    <w:name w:val="Überschrift 9 Zchn"/>
-    <w:basedOn w:val="Absatz-Standardschriftart"/>
-    <w:link w:val="berschrift9"/>
+  <w:style w:type="character" w:customStyle="1" w:styleId="Heading9Char">
+    <w:name w:val="Heading 9 Char"/>
+    <w:basedOn w:val="DefaultParagraphFont"/>
+    <w:link w:val="Heading9"/>
     <w:uiPriority w:val="9"/>
     <w:semiHidden/>
     <w:rsid w:val="00DF6C0D"/>
@@ -774,11 +809,11 @@
       <w:color w:val="272727" w:themeColor="text1" w:themeTint="D8"/>
     </w:rPr>
   </w:style>
-  <w:style w:type="paragraph" w:styleId="Titel">
+  <w:style w:type="paragraph" w:styleId="Title">
     <w:name w:val="Title"/>
-    <w:basedOn w:val="Standard"/>
-    <w:next w:val="Standard"/>
-    <w:link w:val="TitelZchn"/>
+    <w:basedOn w:val="Normal"/>
+    <w:next w:val="Normal"/>
+    <w:link w:val="TitleChar"/>
     <w:uiPriority w:val="10"/>
     <w:qFormat/>
     <w:rsid w:val="00DF6C0D"/>
@@ -794,10 +829,10 @@
       <w:szCs w:val="50"/>
     </w:rPr>
   </w:style>
-  <w:style w:type="character" w:customStyle="1" w:styleId="TitelZchn">
-    <w:name w:val="Titel Zchn"/>
-    <w:basedOn w:val="Absatz-Standardschriftart"/>
-    <w:link w:val="Titel"/>
+  <w:style w:type="character" w:customStyle="1" w:styleId="TitleChar">
+    <w:name w:val="Title Char"/>
+    <w:basedOn w:val="DefaultParagraphFont"/>
+    <w:link w:val="Title"/>
     <w:uiPriority w:val="10"/>
     <w:rsid w:val="00DF6C0D"/>
     <w:rPr>
@@ -808,11 +843,11 @@
       <w:szCs w:val="50"/>
     </w:rPr>
   </w:style>
-  <w:style w:type="paragraph" w:styleId="Untertitel">
+  <w:style w:type="paragraph" w:styleId="Subtitle">
     <w:name w:val="Subtitle"/>
-    <w:basedOn w:val="Standard"/>
-    <w:next w:val="Standard"/>
-    <w:link w:val="UntertitelZchn"/>
+    <w:basedOn w:val="Normal"/>
+    <w:next w:val="Normal"/>
+    <w:link w:val="SubtitleChar"/>
     <w:uiPriority w:val="11"/>
     <w:qFormat/>
     <w:rsid w:val="00DF6C0D"/>
@@ -829,10 +864,10 @@
       <w:szCs w:val="25"/>
     </w:rPr>
   </w:style>
-  <w:style w:type="character" w:customStyle="1" w:styleId="UntertitelZchn">
-    <w:name w:val="Untertitel Zchn"/>
-    <w:basedOn w:val="Absatz-Standardschriftart"/>
-    <w:link w:val="Untertitel"/>
+  <w:style w:type="character" w:customStyle="1" w:styleId="SubtitleChar">
+    <w:name w:val="Subtitle Char"/>
+    <w:basedOn w:val="DefaultParagraphFont"/>
+    <w:link w:val="Subtitle"/>
     <w:uiPriority w:val="11"/>
     <w:rsid w:val="00DF6C0D"/>
     <w:rPr>
@@ -843,11 +878,11 @@
       <w:szCs w:val="25"/>
     </w:rPr>
   </w:style>
-  <w:style w:type="paragraph" w:styleId="Zitat">
+  <w:style w:type="paragraph" w:styleId="Quote">
     <w:name w:val="Quote"/>
-    <w:basedOn w:val="Standard"/>
-    <w:next w:val="Standard"/>
-    <w:link w:val="ZitatZchn"/>
+    <w:basedOn w:val="Normal"/>
+    <w:next w:val="Normal"/>
+    <w:link w:val="QuoteChar"/>
     <w:uiPriority w:val="29"/>
     <w:qFormat/>
     <w:rsid w:val="00DF6C0D"/>
@@ -861,10 +896,10 @@
       <w:color w:val="404040" w:themeColor="text1" w:themeTint="BF"/>
     </w:rPr>
   </w:style>
-  <w:style w:type="character" w:customStyle="1" w:styleId="ZitatZchn">
-    <w:name w:val="Zitat Zchn"/>
-    <w:basedOn w:val="Absatz-Standardschriftart"/>
-    <w:link w:val="Zitat"/>
+  <w:style w:type="character" w:customStyle="1" w:styleId="QuoteChar">
+    <w:name w:val="Quote Char"/>
+    <w:basedOn w:val="DefaultParagraphFont"/>
+    <w:link w:val="Quote"/>
     <w:uiPriority w:val="29"/>
     <w:rsid w:val="00DF6C0D"/>
     <w:rPr>
@@ -873,9 +908,9 @@
       <w:color w:val="404040" w:themeColor="text1" w:themeTint="BF"/>
     </w:rPr>
   </w:style>
-  <w:style w:type="paragraph" w:styleId="Listenabsatz">
+  <w:style w:type="paragraph" w:styleId="ListParagraph">
     <w:name w:val="List Paragraph"/>
-    <w:basedOn w:val="Standard"/>
+    <w:basedOn w:val="Normal"/>
     <w:uiPriority w:val="34"/>
     <w:qFormat/>
     <w:rsid w:val="00DF6C0D"/>
@@ -884,9 +919,9 @@
       <w:contextualSpacing/>
     </w:pPr>
   </w:style>
-  <w:style w:type="character" w:styleId="IntensiveHervorhebung">
+  <w:style w:type="character" w:styleId="IntenseEmphasis">
     <w:name w:val="Intense Emphasis"/>
-    <w:basedOn w:val="Absatz-Standardschriftart"/>
+    <w:basedOn w:val="DefaultParagraphFont"/>
     <w:uiPriority w:val="21"/>
     <w:qFormat/>
     <w:rsid w:val="00DF6C0D"/>
@@ -896,11 +931,11 @@
       <w:color w:val="0F4761" w:themeColor="accent1" w:themeShade="BF"/>
     </w:rPr>
   </w:style>
-  <w:style w:type="paragraph" w:styleId="IntensivesZitat">
+  <w:style w:type="paragraph" w:styleId="IntenseQuote">
     <w:name w:val="Intense Quote"/>
-    <w:basedOn w:val="Standard"/>
-    <w:next w:val="Standard"/>
-    <w:link w:val="IntensivesZitatZchn"/>
+    <w:basedOn w:val="Normal"/>
+    <w:next w:val="Normal"/>
+    <w:link w:val="IntenseQuoteChar"/>
     <w:uiPriority w:val="30"/>
     <w:qFormat/>
     <w:rsid w:val="00DF6C0D"/>
@@ -919,10 +954,10 @@
       <w:color w:val="0F4761" w:themeColor="accent1" w:themeShade="BF"/>
     </w:rPr>
   </w:style>
-  <w:style w:type="character" w:customStyle="1" w:styleId="IntensivesZitatZchn">
-    <w:name w:val="Intensives Zitat Zchn"/>
-    <w:basedOn w:val="Absatz-Standardschriftart"/>
-    <w:link w:val="IntensivesZitat"/>
+  <w:style w:type="character" w:customStyle="1" w:styleId="IntenseQuoteChar">
+    <w:name w:val="Intense Quote Char"/>
+    <w:basedOn w:val="DefaultParagraphFont"/>
+    <w:link w:val="IntenseQuote"/>
     <w:uiPriority w:val="30"/>
     <w:rsid w:val="00DF6C0D"/>
     <w:rPr>
@@ -931,9 +966,9 @@
       <w:color w:val="0F4761" w:themeColor="accent1" w:themeShade="BF"/>
     </w:rPr>
   </w:style>
-  <w:style w:type="character" w:styleId="IntensiverVerweis">
+  <w:style w:type="character" w:styleId="IntenseReference">
     <w:name w:val="Intense Reference"/>
-    <w:basedOn w:val="Absatz-Standardschriftart"/>
+    <w:basedOn w:val="DefaultParagraphFont"/>
     <w:uiPriority w:val="32"/>
     <w:qFormat/>
     <w:rsid w:val="00DF6C0D"/>
@@ -943,6 +978,40 @@
       <w:smallCaps/>
       <w:color w:val="0F4761" w:themeColor="accent1" w:themeShade="BF"/>
       <w:spacing w:val="5"/>
+    </w:rPr>
+  </w:style>
+  <w:style w:type="paragraph" w:styleId="NormalWeb">
+    <w:name w:val="Normal (Web)"/>
+    <w:basedOn w:val="Normal"/>
+    <w:uiPriority w:val="99"/>
+    <w:semiHidden/>
+    <w:unhideWhenUsed/>
+    <w:rsid w:val="00721618"/>
+    <w:pPr>
+      <w:spacing w:before="100" w:beforeAutospacing="1" w:after="100" w:afterAutospacing="1" w:line="240" w:lineRule="auto"/>
+    </w:pPr>
+    <w:rPr>
+      <w:rFonts w:ascii="Times New Roman" w:eastAsia="Times New Roman" w:hAnsi="Times New Roman" w:cs="Times New Roman"/>
+      <w:kern w:val="0"/>
+      <w:szCs w:val="24"/>
+      <w:lang w:val="en-CH" w:eastAsia="en-GB" w:bidi="ar-SA"/>
+      <w14:ligatures w14:val="none"/>
+    </w:rPr>
+  </w:style>
+  <w:style w:type="character" w:customStyle="1" w:styleId="apple-converted-space">
+    <w:name w:val="apple-converted-space"/>
+    <w:basedOn w:val="DefaultParagraphFont"/>
+    <w:rsid w:val="00721618"/>
+  </w:style>
+  <w:style w:type="character" w:styleId="Strong">
+    <w:name w:val="Strong"/>
+    <w:basedOn w:val="DefaultParagraphFont"/>
+    <w:uiPriority w:val="22"/>
+    <w:qFormat/>
+    <w:rsid w:val="00721618"/>
+    <w:rPr>
+      <w:b/>
+      <w:bCs/>
     </w:rPr>
   </w:style>
 </w:styles>
